--- a/U1/TI.1.1/TI.1.1. PAO202651_RESTFUL_JAVA_SINBDD_NRC36884_GR09/05. DOCUMENTACION/02. MANUAL TECNICO/MANUAL_RESTFUL_JAVA_SINBDD_GR09.docx
+++ b/U1/TI.1.1/TI.1.1. PAO202651_RESTFUL_JAVA_SINBDD_NRC36884_GR09/05. DOCUMENTACION/02. MANUAL TECNICO/MANUAL_RESTFUL_JAVA_SINBDD_GR09.docx
@@ -1310,7 +1310,7 @@
                 <w:b w:val="0"/>
                 <w:sz w:val="18"/>
               </w:rPr>
-              <w:t>centimetros, metros, pies, yardas, millas</w:t>
+              <w:t>milimetros, centimetros, metros, kilometros, pies, yardas, millas</w:t>
             </w:r>
           </w:p>
         </w:tc>
@@ -1352,7 +1352,7 @@
                 <w:b w:val="0"/>
                 <w:sz w:val="18"/>
               </w:rPr>
-              <w:t>gramos, kilogramos, onzas, libras, quintales</w:t>
+              <w:t>miligramos, gramos, kilogramos, toneladas, onzas, libras, quintales</w:t>
             </w:r>
           </w:p>
         </w:tc>
@@ -1394,7 +1394,7 @@
                 <w:b w:val="0"/>
                 <w:sz w:val="18"/>
               </w:rPr>
-              <w:t>fahrenheit, kelvin, celsius, newton, reaumur</w:t>
+              <w:t>celsius, fahrenheit, kelvin, rankine, newton, reaumur</w:t>
             </w:r>
           </w:p>
         </w:tc>

--- a/U1/TI.1.1/TI.1.1. PAO202651_RESTFUL_JAVA_SINBDD_NRC36884_GR09/05. DOCUMENTACION/02. MANUAL TECNICO/MANUAL_RESTFUL_JAVA_SINBDD_GR09.docx
+++ b/U1/TI.1.1/TI.1.1. PAO202651_RESTFUL_JAVA_SINBDD_NRC36884_GR09/05. DOCUMENTACION/02. MANUAL TECNICO/MANUAL_RESTFUL_JAVA_SINBDD_GR09.docx
@@ -1406,7 +1406,7 @@
         <w:spacing w:after="100"/>
       </w:pPr>
       <w:r>
-        <w:t>Las unidades se normalizan a minúsculas. Valor y unidades son obligatorios. Una unidad incompatible o desconocida produce HTTP 400. El código no restringe el signo del valor ni los límites físicos de temperatura.</w:t>
+        <w:t>Las unidades se normalizan a minúsculas. Valor y unidades son obligatorios. Una unidad incompatible o desconocida produce HTTP 400. La masa negativa se rechaza; se aceptan longitudes y temperaturas negativas, sin imponer límites físicos de temperatura.</w:t>
       </w:r>
     </w:p>
     <w:p>
